--- a/docs/solution.docx
+++ b/docs/solution.docx
@@ -24,7 +24,7 @@
     </w:p>
     <w:p>
       <w:r>
-        <w:t>I built a video pipeline to identify when a person wearing the supplied staff badge is present. The program detects people, follows them across frames, searches their image crops for the badge, and combines those matches over time. It exports an annotated video, frame-level results, and plots.</w:t>
+        <w:t>I built a video pipeline to find people wearing the staff badge and show when and where they appear in the video.</w:t>
       </w:r>
     </w:p>
     <w:p>
@@ -32,12 +32,12 @@
         <w:pStyle w:val="Heading1"/>
       </w:pPr>
       <w:r>
-        <w:t>Approach</w:t>
+        <w:t>Pipeline and tool choices</w:t>
       </w:r>
     </w:p>
     <w:p>
       <w:r>
-        <w:t>I used a pretrained YOLO11s model to detect people. Because the camera looks down on the scene, the detector checks each frame at four rotations and maps the boxes back to the original image. Non-maximum suppression removes duplicate boxes. A background subtractor can add moving-object proposals when YOLO misses something; this option assumes a fixed camera and a motion proposal is not proof of a person.</w:t>
+        <w:t>OpenCV reads the video frame by frame and handles the image processing and annotated video. I chose pretrained YOLO11s to detect people so I could start with a model that already recognises people, without needing to collect and label a new person dataset. As the camera looks down on the scene, I run detection on four rotated versions of each frame and map the boxes back. Non-maximum suppression removes duplicate boxes. For this fixed camera, background subtraction can also propose moving regions that YOLO may have missed.</w:t>
       </w:r>
     </w:p>
     <w:p>
@@ -45,12 +45,12 @@
         <w:pStyle w:val="Heading1"/>
       </w:pPr>
       <w:r>
-        <w:t>Tracking and badge matching</w:t>
+        <w:t>Tracking and badge detection</w:t>
       </w:r>
     </w:p>
     <w:p>
       <w:r>
-        <w:t>ByteTrack associates person detections across frames and assigns track IDs. These IDs can break or switch when people overlap, so the program splits a track into separate segments after a long gap or a large position jump. For badge detection, I used the three reference crops supplied with the assessment. The code resizes and rotates them, then searches within each person crop using grayscale and local-detail correlation. This is a reference-template baseline; I did not train a badge model. The resulting score measures image similarity and is not a probability.</w:t>
+        <w:t>I use ByteTrack to connect person detections across frames and give each track an ID. This lets the system gather badge evidence over time, even when the badge is briefly hidden. I chose template matching for the badge because the assessment provided reference images. The program searches each person crop against rotated and resized versions of those images, every second frame. This keeps the search focused on the person and reduces processing.</w:t>
       </w:r>
     </w:p>
     <w:p>
@@ -63,7 +63,20 @@
     </w:p>
     <w:p>
       <w:r>
-        <w:t>By default, a track segment is classified as staff when at least two badge matches score 0.85 or higher within two seconds. Once confirmed, the staff label is applied across that segment, including frames where the badge is hidden. The code interpolates person boxes only across short gaps and marks those estimates. The output includes results.csv (one row per frame), people.csv (person and badge details), annotated.mp4, timeline.png, trajectory.png, metrics.json, and a run manifest. Coordinates are the person-box centre in image pixels, with the origin at the top left; they are not real-world floor coordinates.</w:t>
+        <w:t>A track is marked as staff after at least two badge matches score 0.85 or higher within two seconds. I use more than one match to reduce decisions based on a single possible match. The label then carries across that track, including brief moments when the badge cannot be seen. Short gaps in the person boxes are filled by interpolation and marked as estimates. The program saves an annotated video, per-frame CSV results, a staff-presence timeline, and a plot of staff positions. Positions are measured in image pixels, with (0, 0) at the top left.</w:t>
+      </w:r>
+    </w:p>
+    <w:p>
+      <w:pPr>
+        <w:pStyle w:val="Heading1"/>
+      </w:pPr>
+      <w:r>
+        <w:t>Results</w:t>
+      </w:r>
+    </w:p>
+    <w:p>
+      <w:r>
+        <w:t>The program processed all 1,341 frames of the sample video, which is 960 by 720 pixels and runs at 25 frames per second. It marked 696 frames as containing staff across five track segments. Processing took about 6 minutes 17 seconds, at roughly 3.73 frames per second. Reviewing the output showed some missed staff intervals. Accuracy has not been measured against human-labelled frames, so these results describe the run on this sample only.</w:t>
       </w:r>
     </w:p>
     <w:p>
@@ -84,7 +97,7 @@
         <w:pStyle w:val="Heading2"/>
       </w:pPr>
       <w:r>
-        <w:t>Timeline of predicted staff presence</w:t>
+        <w:t>Staff presence over time</w:t>
       </w:r>
     </w:p>
     <w:p>
@@ -128,23 +141,10 @@
     </w:p>
     <w:p>
       <w:pPr>
-        <w:jc w:val="center"/>
-      </w:pPr>
-      <w:r>
-        <w:rPr>
-          <w:i/>
-          <w:color w:val="59636E"/>
-          <w:sz w:val="18"/>
-        </w:rPr>
-        <w:t>The green line shows the system’s frame-by-frame staff presence prediction over the sample video.</w:t>
-      </w:r>
-    </w:p>
-    <w:p>
-      <w:pPr>
         <w:pStyle w:val="Heading2"/>
       </w:pPr>
       <w:r>
-        <w:t>Staff position trajectory</w:t>
+        <w:t>Staff position in the video</w:t>
       </w:r>
     </w:p>
     <w:p>
@@ -196,7 +196,7 @@
           <w:color w:val="59636E"/>
           <w:sz w:val="18"/>
         </w:rPr>
-        <w:t>Paths show staff person-box centres in image pixels. The image origin is at the top left; these are not calibrated floor coordinates.</w:t>
+        <w:t>The lines show the tracked staff positions in image pixels.</w:t>
       </w:r>
     </w:p>
     <w:sectPr>
